--- a/Inventory.docx
+++ b/Inventory.docx
@@ -18,17 +18,255 @@
         </w:rPr>
         <w:t>Inventory &amp; purchase tracking App</w:t>
       </w:r>
-      <w:bookmarkStart w:id="0" w:name="_GoBack"/>
-      <w:bookmarkEnd w:id="0"/>
-    </w:p>
-    <w:p>
-      <w:pPr>
-        <w:rPr>
-          <w:rFonts w:eastAsia="Malgun Gothic" w:cstheme="minorHAnsi"/>
-          <w:sz w:val="18"/>
-          <w:szCs w:val="18"/>
-        </w:rPr>
-      </w:pPr>
+    </w:p>
+    <w:p>
+      <w:pPr>
+        <w:rPr>
+          <w:rFonts w:eastAsia="Malgun Gothic" w:cstheme="minorHAnsi"/>
+          <w:sz w:val="18"/>
+          <w:szCs w:val="18"/>
+        </w:rPr>
+      </w:pPr>
+      <w:r>
+        <w:rPr>
+          <w:rFonts w:eastAsia="Malgun Gothic" w:cstheme="minorHAnsi"/>
+          <w:sz w:val="18"/>
+          <w:szCs w:val="18"/>
+        </w:rPr>
+        <w:t>Project Overview</w:t>
+      </w:r>
+    </w:p>
+    <w:p>
+      <w:pPr>
+        <w:rPr>
+          <w:rFonts w:cstheme="minorHAnsi"/>
+          <w:color w:val="141413"/>
+          <w:sz w:val="18"/>
+          <w:szCs w:val="18"/>
+        </w:rPr>
+      </w:pPr>
+      <w:r>
+        <w:rPr>
+          <w:rFonts w:cstheme="minorHAnsi"/>
+          <w:color w:val="141413"/>
+          <w:sz w:val="18"/>
+          <w:szCs w:val="18"/>
+        </w:rPr>
+        <w:t xml:space="preserve">A mobile inventory and purchase tracking app for small businesses and </w:t>
+      </w:r>
+      <w:proofErr w:type="spellStart"/>
+      <w:r>
+        <w:rPr>
+          <w:rFonts w:cstheme="minorHAnsi"/>
+          <w:color w:val="141413"/>
+          <w:sz w:val="18"/>
+          <w:szCs w:val="18"/>
+        </w:rPr>
+        <w:t>pasabuy</w:t>
+      </w:r>
+      <w:proofErr w:type="spellEnd"/>
+      <w:r>
+        <w:rPr>
+          <w:rFonts w:cstheme="minorHAnsi"/>
+          <w:color w:val="141413"/>
+          <w:sz w:val="18"/>
+          <w:szCs w:val="18"/>
+        </w:rPr>
+        <w:t xml:space="preserve"> sellers. Users can add products with photos, organize them by category, auto-generate unique product codes, and create an order list of items that need to be purchased.</w:t>
+      </w:r>
+    </w:p>
+    <w:p>
+      <w:pPr>
+        <w:rPr>
+          <w:rFonts w:eastAsia="Malgun Gothic" w:cstheme="minorHAnsi"/>
+          <w:sz w:val="18"/>
+          <w:szCs w:val="18"/>
+        </w:rPr>
+      </w:pPr>
+      <w:r>
+        <w:rPr>
+          <w:rFonts w:eastAsia="Malgun Gothic" w:cstheme="minorHAnsi"/>
+          <w:sz w:val="18"/>
+          <w:szCs w:val="18"/>
+        </w:rPr>
+        <w:t>Target Users:</w:t>
+      </w:r>
+    </w:p>
+    <w:p>
+      <w:pPr>
+        <w:pStyle w:val="ListParagraph"/>
+        <w:numPr>
+          <w:ilvl w:val="0"/>
+          <w:numId w:val="5"/>
+        </w:numPr>
+        <w:rPr>
+          <w:rFonts w:eastAsia="Malgun Gothic" w:cstheme="minorHAnsi"/>
+          <w:sz w:val="18"/>
+          <w:szCs w:val="18"/>
+        </w:rPr>
+      </w:pPr>
+      <w:r>
+        <w:rPr>
+          <w:rFonts w:eastAsia="Malgun Gothic" w:cstheme="minorHAnsi"/>
+          <w:sz w:val="18"/>
+          <w:szCs w:val="18"/>
+        </w:rPr>
+        <w:t>Small Business Owners</w:t>
+      </w:r>
+    </w:p>
+    <w:p>
+      <w:pPr>
+        <w:pStyle w:val="ListParagraph"/>
+        <w:numPr>
+          <w:ilvl w:val="0"/>
+          <w:numId w:val="5"/>
+        </w:numPr>
+        <w:rPr>
+          <w:rFonts w:eastAsia="Malgun Gothic" w:cstheme="minorHAnsi"/>
+          <w:sz w:val="18"/>
+          <w:szCs w:val="18"/>
+        </w:rPr>
+      </w:pPr>
+      <w:proofErr w:type="spellStart"/>
+      <w:r>
+        <w:rPr>
+          <w:rFonts w:eastAsia="Malgun Gothic" w:cstheme="minorHAnsi"/>
+          <w:sz w:val="18"/>
+          <w:szCs w:val="18"/>
+        </w:rPr>
+        <w:t>Pasabuy</w:t>
+      </w:r>
+      <w:proofErr w:type="spellEnd"/>
+      <w:r>
+        <w:rPr>
+          <w:rFonts w:eastAsia="Malgun Gothic" w:cstheme="minorHAnsi"/>
+          <w:sz w:val="18"/>
+          <w:szCs w:val="18"/>
+        </w:rPr>
+        <w:t xml:space="preserve"> / Resellers</w:t>
+      </w:r>
+    </w:p>
+    <w:p>
+      <w:pPr>
+        <w:pStyle w:val="ListParagraph"/>
+        <w:numPr>
+          <w:ilvl w:val="0"/>
+          <w:numId w:val="5"/>
+        </w:numPr>
+        <w:rPr>
+          <w:rFonts w:eastAsia="Malgun Gothic" w:cstheme="minorHAnsi"/>
+          <w:sz w:val="18"/>
+          <w:szCs w:val="18"/>
+        </w:rPr>
+      </w:pPr>
+      <w:r>
+        <w:rPr>
+          <w:rFonts w:eastAsia="Malgun Gothic" w:cstheme="minorHAnsi"/>
+          <w:sz w:val="18"/>
+          <w:szCs w:val="18"/>
+        </w:rPr>
+        <w:t>Solo Store Operators</w:t>
+      </w:r>
+    </w:p>
+    <w:p>
+      <w:pPr>
+        <w:rPr>
+          <w:rFonts w:eastAsia="Malgun Gothic" w:cstheme="minorHAnsi"/>
+          <w:sz w:val="18"/>
+          <w:szCs w:val="18"/>
+        </w:rPr>
+      </w:pPr>
+      <w:r>
+        <w:rPr>
+          <w:rFonts w:eastAsia="Malgun Gothic" w:cstheme="minorHAnsi"/>
+          <w:sz w:val="18"/>
+          <w:szCs w:val="18"/>
+        </w:rPr>
+        <w:t>Goals:</w:t>
+      </w:r>
+    </w:p>
+    <w:p>
+      <w:pPr>
+        <w:pStyle w:val="ListParagraph"/>
+        <w:numPr>
+          <w:ilvl w:val="0"/>
+          <w:numId w:val="6"/>
+        </w:numPr>
+        <w:rPr>
+          <w:rFonts w:eastAsia="Malgun Gothic" w:cstheme="minorHAnsi"/>
+          <w:sz w:val="18"/>
+          <w:szCs w:val="18"/>
+        </w:rPr>
+      </w:pPr>
+      <w:r>
+        <w:rPr>
+          <w:rFonts w:eastAsia="Malgun Gothic" w:cstheme="minorHAnsi"/>
+          <w:sz w:val="18"/>
+          <w:szCs w:val="18"/>
+        </w:rPr>
+        <w:t>Track product inventory</w:t>
+      </w:r>
+    </w:p>
+    <w:p>
+      <w:pPr>
+        <w:pStyle w:val="ListParagraph"/>
+        <w:numPr>
+          <w:ilvl w:val="0"/>
+          <w:numId w:val="6"/>
+        </w:numPr>
+        <w:rPr>
+          <w:rFonts w:eastAsia="Malgun Gothic" w:cstheme="minorHAnsi"/>
+          <w:sz w:val="18"/>
+          <w:szCs w:val="18"/>
+        </w:rPr>
+      </w:pPr>
+      <w:r>
+        <w:rPr>
+          <w:rFonts w:eastAsia="Malgun Gothic" w:cstheme="minorHAnsi"/>
+          <w:sz w:val="18"/>
+          <w:szCs w:val="18"/>
+        </w:rPr>
+        <w:t>Manage purchase orders</w:t>
+      </w:r>
+    </w:p>
+    <w:p>
+      <w:pPr>
+        <w:pStyle w:val="ListParagraph"/>
+        <w:numPr>
+          <w:ilvl w:val="0"/>
+          <w:numId w:val="6"/>
+        </w:numPr>
+        <w:rPr>
+          <w:rFonts w:eastAsia="Malgun Gothic" w:cstheme="minorHAnsi"/>
+          <w:sz w:val="18"/>
+          <w:szCs w:val="18"/>
+        </w:rPr>
+      </w:pPr>
+      <w:r>
+        <w:rPr>
+          <w:rFonts w:eastAsia="Malgun Gothic" w:cstheme="minorHAnsi"/>
+          <w:sz w:val="18"/>
+          <w:szCs w:val="18"/>
+        </w:rPr>
+        <w:t>Organize by category</w:t>
+      </w:r>
+    </w:p>
+    <w:p>
+      <w:pPr>
+        <w:rPr>
+          <w:rFonts w:eastAsia="Malgun Gothic" w:cstheme="minorHAnsi"/>
+          <w:sz w:val="18"/>
+          <w:szCs w:val="18"/>
+        </w:rPr>
+      </w:pPr>
+      <w:r>
+        <w:rPr>
+          <w:rFonts w:eastAsia="Malgun Gothic" w:cstheme="minorHAnsi"/>
+          <w:sz w:val="18"/>
+          <w:szCs w:val="18"/>
+        </w:rPr>
+        <w:t xml:space="preserve">Functional </w:t>
+      </w:r>
       <w:r>
         <w:rPr>
           <w:rFonts w:eastAsia="Malgun Gothic" w:cstheme="minorHAnsi"/>
@@ -60,6 +298,14 @@
         </w:rPr>
         <w:t xml:space="preserve">Add product </w:t>
       </w:r>
+      <w:r>
+        <w:rPr>
+          <w:rFonts w:eastAsia="Malgun Gothic" w:cstheme="minorHAnsi"/>
+          <w:sz w:val="18"/>
+          <w:szCs w:val="18"/>
+        </w:rPr>
+        <w:t>with name, category, price, &amp; notes</w:t>
+      </w:r>
     </w:p>
     <w:p>
       <w:pPr>
@@ -106,6 +352,14 @@
         </w:rPr>
         <w:t xml:space="preserve">Auto-generate product code </w:t>
       </w:r>
+      <w:r>
+        <w:rPr>
+          <w:rFonts w:eastAsia="Malgun Gothic" w:cstheme="minorHAnsi"/>
+          <w:sz w:val="18"/>
+          <w:szCs w:val="18"/>
+        </w:rPr>
+        <w:t>(PRD-001, PRD-002…)</w:t>
+      </w:r>
     </w:p>
     <w:p>
       <w:pPr>
@@ -129,6 +383,14 @@
         </w:rPr>
         <w:t xml:space="preserve">Assign category </w:t>
       </w:r>
+      <w:r>
+        <w:rPr>
+          <w:rFonts w:eastAsia="Malgun Gothic" w:cstheme="minorHAnsi"/>
+          <w:sz w:val="18"/>
+          <w:szCs w:val="18"/>
+        </w:rPr>
+        <w:t>(Food, Clothes, Skincare, &amp; Others)</w:t>
+      </w:r>
     </w:p>
     <w:p>
       <w:pPr>
@@ -150,7 +412,7 @@
           <w:sz w:val="18"/>
           <w:szCs w:val="18"/>
         </w:rPr>
-        <w:t xml:space="preserve">Show product list </w:t>
+        <w:t>Show category specific fields when category is selected</w:t>
       </w:r>
     </w:p>
     <w:p>
@@ -173,7 +435,15 @@
           <w:sz w:val="18"/>
           <w:szCs w:val="18"/>
         </w:rPr>
-        <w:t xml:space="preserve">Create orders from products </w:t>
+        <w:t xml:space="preserve">Show product list </w:t>
+      </w:r>
+      <w:r>
+        <w:rPr>
+          <w:rFonts w:eastAsia="Malgun Gothic" w:cstheme="minorHAnsi"/>
+          <w:sz w:val="18"/>
+          <w:szCs w:val="18"/>
+        </w:rPr>
+        <w:t>(Image, Name, Category, Price, &amp; Notes)</w:t>
       </w:r>
     </w:p>
     <w:p>
@@ -196,7 +466,153 @@
           <w:sz w:val="18"/>
           <w:szCs w:val="18"/>
         </w:rPr>
+        <w:t xml:space="preserve">Create orders from products </w:t>
+      </w:r>
+      <w:r>
+        <w:rPr>
+          <w:rFonts w:eastAsia="Malgun Gothic" w:cstheme="minorHAnsi"/>
+          <w:sz w:val="18"/>
+          <w:szCs w:val="18"/>
+        </w:rPr>
+        <w:t>with quantity</w:t>
+      </w:r>
+    </w:p>
+    <w:p>
+      <w:pPr>
+        <w:pStyle w:val="ListParagraph"/>
+        <w:numPr>
+          <w:ilvl w:val="0"/>
+          <w:numId w:val="2"/>
+        </w:numPr>
+        <w:spacing w:after="0" w:line="240" w:lineRule="auto"/>
+        <w:rPr>
+          <w:rFonts w:eastAsia="Malgun Gothic" w:cstheme="minorHAnsi"/>
+          <w:sz w:val="18"/>
+          <w:szCs w:val="18"/>
+        </w:rPr>
+      </w:pPr>
+      <w:r>
+        <w:rPr>
+          <w:rFonts w:eastAsia="Malgun Gothic" w:cstheme="minorHAnsi"/>
+          <w:sz w:val="18"/>
+          <w:szCs w:val="18"/>
+        </w:rPr>
         <w:t>View all orders in another tab</w:t>
+      </w:r>
+    </w:p>
+    <w:p>
+      <w:pPr>
+        <w:pStyle w:val="ListParagraph"/>
+        <w:numPr>
+          <w:ilvl w:val="0"/>
+          <w:numId w:val="2"/>
+        </w:numPr>
+        <w:spacing w:after="0" w:line="240" w:lineRule="auto"/>
+        <w:rPr>
+          <w:rFonts w:eastAsia="Malgun Gothic" w:cstheme="minorHAnsi"/>
+          <w:sz w:val="18"/>
+          <w:szCs w:val="18"/>
+        </w:rPr>
+      </w:pPr>
+      <w:r>
+        <w:rPr>
+          <w:rFonts w:eastAsia="Malgun Gothic" w:cstheme="minorHAnsi"/>
+          <w:sz w:val="18"/>
+          <w:szCs w:val="18"/>
+        </w:rPr>
+        <w:t>Mark an order as Pending or Purchased</w:t>
+      </w:r>
+    </w:p>
+    <w:p>
+      <w:pPr>
+        <w:pStyle w:val="ListParagraph"/>
+        <w:numPr>
+          <w:ilvl w:val="0"/>
+          <w:numId w:val="2"/>
+        </w:numPr>
+        <w:spacing w:after="0" w:line="240" w:lineRule="auto"/>
+        <w:rPr>
+          <w:rFonts w:eastAsia="Malgun Gothic" w:cstheme="minorHAnsi"/>
+          <w:sz w:val="18"/>
+          <w:szCs w:val="18"/>
+        </w:rPr>
+      </w:pPr>
+      <w:r>
+        <w:rPr>
+          <w:rFonts w:eastAsia="Malgun Gothic" w:cstheme="minorHAnsi"/>
+          <w:sz w:val="18"/>
+          <w:szCs w:val="18"/>
+        </w:rPr>
+        <w:t>Search/Filter products by name or category</w:t>
+      </w:r>
+    </w:p>
+    <w:p>
+      <w:pPr>
+        <w:pStyle w:val="ListParagraph"/>
+        <w:numPr>
+          <w:ilvl w:val="0"/>
+          <w:numId w:val="2"/>
+        </w:numPr>
+        <w:spacing w:after="0" w:line="240" w:lineRule="auto"/>
+        <w:rPr>
+          <w:rFonts w:eastAsia="Malgun Gothic" w:cstheme="minorHAnsi"/>
+          <w:sz w:val="18"/>
+          <w:szCs w:val="18"/>
+        </w:rPr>
+      </w:pPr>
+      <w:r>
+        <w:rPr>
+          <w:rFonts w:eastAsia="Malgun Gothic" w:cstheme="minorHAnsi"/>
+          <w:sz w:val="18"/>
+          <w:szCs w:val="18"/>
+        </w:rPr>
+        <w:t>Edit an existing product</w:t>
+      </w:r>
+    </w:p>
+    <w:p>
+      <w:pPr>
+        <w:pStyle w:val="ListParagraph"/>
+        <w:numPr>
+          <w:ilvl w:val="0"/>
+          <w:numId w:val="2"/>
+        </w:numPr>
+        <w:spacing w:after="0" w:line="240" w:lineRule="auto"/>
+        <w:rPr>
+          <w:rFonts w:eastAsia="Malgun Gothic" w:cstheme="minorHAnsi"/>
+          <w:sz w:val="18"/>
+          <w:szCs w:val="18"/>
+        </w:rPr>
+      </w:pPr>
+      <w:r>
+        <w:rPr>
+          <w:rFonts w:eastAsia="Malgun Gothic" w:cstheme="minorHAnsi"/>
+          <w:sz w:val="18"/>
+          <w:szCs w:val="18"/>
+        </w:rPr>
+        <w:t>Delete a product</w:t>
+      </w:r>
+    </w:p>
+    <w:p>
+      <w:pPr>
+        <w:pStyle w:val="ListParagraph"/>
+        <w:numPr>
+          <w:ilvl w:val="0"/>
+          <w:numId w:val="2"/>
+        </w:numPr>
+        <w:spacing w:after="0" w:line="240" w:lineRule="auto"/>
+        <w:rPr>
+          <w:rFonts w:eastAsia="Malgun Gothic" w:cstheme="minorHAnsi"/>
+          <w:sz w:val="18"/>
+          <w:szCs w:val="18"/>
+        </w:rPr>
+      </w:pPr>
+      <w:r>
+        <w:rPr>
+          <w:rFonts w:eastAsia="Malgun Gothic" w:cstheme="minorHAnsi"/>
+          <w:sz w:val="18"/>
+          <w:szCs w:val="18"/>
+        </w:rPr>
+        <w:t>Create custom categories with custom fields</w:t>
       </w:r>
     </w:p>
     <w:p>
@@ -491,6 +907,555 @@
         </w:rPr>
         <w:t>Mark order as pending / purchased</w:t>
       </w:r>
+    </w:p>
+    <w:p>
+      <w:pPr>
+        <w:pStyle w:val="ListParagraph"/>
+        <w:spacing w:after="0" w:line="240" w:lineRule="auto"/>
+        <w:ind w:left="1440"/>
+        <w:rPr>
+          <w:rFonts w:eastAsia="Times New Roman" w:cstheme="minorHAnsi"/>
+          <w:sz w:val="18"/>
+          <w:szCs w:val="18"/>
+        </w:rPr>
+      </w:pPr>
+    </w:p>
+    <w:p>
+      <w:pPr>
+        <w:pStyle w:val="ListParagraph"/>
+        <w:numPr>
+          <w:ilvl w:val="0"/>
+          <w:numId w:val="3"/>
+        </w:numPr>
+        <w:spacing w:after="0" w:line="240" w:lineRule="auto"/>
+        <w:rPr>
+          <w:rFonts w:eastAsia="Times New Roman" w:cstheme="minorHAnsi"/>
+          <w:sz w:val="18"/>
+          <w:szCs w:val="18"/>
+        </w:rPr>
+      </w:pPr>
+      <w:r>
+        <w:rPr>
+          <w:rFonts w:eastAsia="Times New Roman" w:cstheme="minorHAnsi"/>
+          <w:sz w:val="18"/>
+          <w:szCs w:val="18"/>
+        </w:rPr>
+        <w:t>Categories</w:t>
+      </w:r>
+    </w:p>
+    <w:p>
+      <w:pPr>
+        <w:pStyle w:val="ListParagraph"/>
+        <w:numPr>
+          <w:ilvl w:val="1"/>
+          <w:numId w:val="3"/>
+        </w:numPr>
+        <w:spacing w:after="0" w:line="240" w:lineRule="auto"/>
+        <w:rPr>
+          <w:rFonts w:eastAsia="Times New Roman" w:cstheme="minorHAnsi"/>
+          <w:sz w:val="18"/>
+          <w:szCs w:val="18"/>
+        </w:rPr>
+      </w:pPr>
+      <w:r>
+        <w:rPr>
+          <w:rFonts w:eastAsia="Times New Roman" w:cstheme="minorHAnsi"/>
+          <w:sz w:val="18"/>
+          <w:szCs w:val="18"/>
+        </w:rPr>
+        <w:t>Food</w:t>
+      </w:r>
+    </w:p>
+    <w:p>
+      <w:pPr>
+        <w:pStyle w:val="ListParagraph"/>
+        <w:numPr>
+          <w:ilvl w:val="1"/>
+          <w:numId w:val="3"/>
+        </w:numPr>
+        <w:spacing w:after="0" w:line="240" w:lineRule="auto"/>
+        <w:rPr>
+          <w:rFonts w:eastAsia="Times New Roman" w:cstheme="minorHAnsi"/>
+          <w:sz w:val="18"/>
+          <w:szCs w:val="18"/>
+        </w:rPr>
+      </w:pPr>
+      <w:r>
+        <w:rPr>
+          <w:rFonts w:eastAsia="Times New Roman" w:cstheme="minorHAnsi"/>
+          <w:sz w:val="18"/>
+          <w:szCs w:val="18"/>
+        </w:rPr>
+        <w:t>Clothes</w:t>
+      </w:r>
+    </w:p>
+    <w:p>
+      <w:pPr>
+        <w:pStyle w:val="ListParagraph"/>
+        <w:numPr>
+          <w:ilvl w:val="1"/>
+          <w:numId w:val="3"/>
+        </w:numPr>
+        <w:spacing w:after="0" w:line="240" w:lineRule="auto"/>
+        <w:rPr>
+          <w:rFonts w:eastAsia="Times New Roman" w:cstheme="minorHAnsi"/>
+          <w:sz w:val="18"/>
+          <w:szCs w:val="18"/>
+        </w:rPr>
+      </w:pPr>
+      <w:r>
+        <w:rPr>
+          <w:rFonts w:eastAsia="Times New Roman" w:cstheme="minorHAnsi"/>
+          <w:sz w:val="18"/>
+          <w:szCs w:val="18"/>
+        </w:rPr>
+        <w:t>Skincare</w:t>
+      </w:r>
+    </w:p>
+    <w:p>
+      <w:pPr>
+        <w:spacing w:after="0" w:line="240" w:lineRule="auto"/>
+        <w:rPr>
+          <w:rFonts w:eastAsia="Times New Roman" w:cstheme="minorHAnsi"/>
+          <w:sz w:val="18"/>
+          <w:szCs w:val="18"/>
+        </w:rPr>
+      </w:pPr>
+    </w:p>
+    <w:p>
+      <w:pPr>
+        <w:spacing w:after="0" w:line="240" w:lineRule="auto"/>
+        <w:rPr>
+          <w:rFonts w:eastAsia="Times New Roman" w:cstheme="minorHAnsi"/>
+          <w:sz w:val="18"/>
+          <w:szCs w:val="18"/>
+        </w:rPr>
+      </w:pPr>
+    </w:p>
+    <w:p>
+      <w:pPr>
+        <w:spacing w:after="0" w:line="240" w:lineRule="auto"/>
+        <w:rPr>
+          <w:rFonts w:eastAsia="Times New Roman" w:cstheme="minorHAnsi"/>
+          <w:sz w:val="18"/>
+          <w:szCs w:val="18"/>
+        </w:rPr>
+      </w:pPr>
+    </w:p>
+    <w:p>
+      <w:pPr>
+        <w:spacing w:after="0" w:line="240" w:lineRule="auto"/>
+        <w:rPr>
+          <w:rFonts w:eastAsia="Times New Roman" w:cstheme="minorHAnsi"/>
+          <w:sz w:val="18"/>
+          <w:szCs w:val="18"/>
+        </w:rPr>
+      </w:pPr>
+    </w:p>
+    <w:p>
+      <w:pPr>
+        <w:spacing w:after="0" w:line="240" w:lineRule="auto"/>
+        <w:rPr>
+          <w:rFonts w:eastAsia="Times New Roman" w:cstheme="minorHAnsi"/>
+          <w:sz w:val="18"/>
+          <w:szCs w:val="18"/>
+        </w:rPr>
+      </w:pPr>
+    </w:p>
+    <w:p>
+      <w:pPr>
+        <w:spacing w:after="0" w:line="240" w:lineRule="auto"/>
+        <w:rPr>
+          <w:rFonts w:eastAsia="Times New Roman" w:cstheme="minorHAnsi"/>
+          <w:sz w:val="18"/>
+          <w:szCs w:val="18"/>
+        </w:rPr>
+      </w:pPr>
+      <w:r>
+        <w:rPr>
+          <w:rFonts w:eastAsia="Times New Roman" w:cstheme="minorHAnsi"/>
+          <w:sz w:val="18"/>
+          <w:szCs w:val="18"/>
+        </w:rPr>
+        <w:lastRenderedPageBreak/>
+        <w:t>Categories-specific fields</w:t>
+      </w:r>
+    </w:p>
+    <w:p>
+      <w:pPr>
+        <w:spacing w:after="0" w:line="240" w:lineRule="auto"/>
+        <w:rPr>
+          <w:rFonts w:eastAsia="Times New Roman" w:cstheme="minorHAnsi"/>
+          <w:sz w:val="18"/>
+          <w:szCs w:val="18"/>
+        </w:rPr>
+      </w:pPr>
+    </w:p>
+    <w:tbl>
+      <w:tblPr>
+        <w:tblStyle w:val="TableGrid"/>
+        <w:tblW w:w="0" w:type="auto"/>
+        <w:tblLook w:val="04A0" w:firstRow="1" w:lastRow="0" w:firstColumn="1" w:lastColumn="0" w:noHBand="0" w:noVBand="1"/>
+      </w:tblPr>
+      <w:tblGrid>
+        <w:gridCol w:w="3116"/>
+        <w:gridCol w:w="1469"/>
+        <w:gridCol w:w="4765"/>
+      </w:tblGrid>
+      <w:tr>
+        <w:tc>
+          <w:tcPr>
+            <w:tcW w:w="3116" w:type="dxa"/>
+          </w:tcPr>
+          <w:p>
+            <w:pPr>
+              <w:rPr>
+                <w:rFonts w:eastAsia="Times New Roman" w:cstheme="minorHAnsi"/>
+                <w:sz w:val="18"/>
+                <w:szCs w:val="18"/>
+              </w:rPr>
+            </w:pPr>
+            <w:r>
+              <w:rPr>
+                <w:rFonts w:eastAsia="Times New Roman" w:cstheme="minorHAnsi"/>
+                <w:sz w:val="18"/>
+                <w:szCs w:val="18"/>
+              </w:rPr>
+              <w:t>CATEGORY</w:t>
+            </w:r>
+          </w:p>
+        </w:tc>
+        <w:tc>
+          <w:tcPr>
+            <w:tcW w:w="1469" w:type="dxa"/>
+          </w:tcPr>
+          <w:p>
+            <w:pPr>
+              <w:rPr>
+                <w:rFonts w:eastAsia="Times New Roman" w:cstheme="minorHAnsi"/>
+                <w:sz w:val="18"/>
+                <w:szCs w:val="18"/>
+              </w:rPr>
+            </w:pPr>
+            <w:r>
+              <w:rPr>
+                <w:rFonts w:eastAsia="Times New Roman" w:cstheme="minorHAnsi"/>
+                <w:sz w:val="18"/>
+                <w:szCs w:val="18"/>
+              </w:rPr>
+              <w:t>EXTRA FIELDS</w:t>
+            </w:r>
+          </w:p>
+        </w:tc>
+        <w:tc>
+          <w:tcPr>
+            <w:tcW w:w="4765" w:type="dxa"/>
+          </w:tcPr>
+          <w:p>
+            <w:pPr>
+              <w:rPr>
+                <w:rFonts w:eastAsia="Times New Roman" w:cstheme="minorHAnsi"/>
+                <w:sz w:val="18"/>
+                <w:szCs w:val="18"/>
+              </w:rPr>
+            </w:pPr>
+            <w:r>
+              <w:rPr>
+                <w:rFonts w:eastAsia="Times New Roman" w:cstheme="minorHAnsi"/>
+                <w:sz w:val="18"/>
+                <w:szCs w:val="18"/>
+              </w:rPr>
+              <w:t>FIELD TYPE</w:t>
+            </w:r>
+          </w:p>
+        </w:tc>
+      </w:tr>
+      <w:tr>
+        <w:tc>
+          <w:tcPr>
+            <w:tcW w:w="3116" w:type="dxa"/>
+          </w:tcPr>
+          <w:p>
+            <w:pPr>
+              <w:rPr>
+                <w:rFonts w:eastAsia="Times New Roman" w:cstheme="minorHAnsi"/>
+                <w:sz w:val="18"/>
+                <w:szCs w:val="18"/>
+              </w:rPr>
+            </w:pPr>
+            <w:r>
+              <w:rPr>
+                <w:rFonts w:eastAsia="Times New Roman" w:cstheme="minorHAnsi"/>
+                <w:sz w:val="18"/>
+                <w:szCs w:val="18"/>
+              </w:rPr>
+              <w:t>Clothes</w:t>
+            </w:r>
+          </w:p>
+        </w:tc>
+        <w:tc>
+          <w:tcPr>
+            <w:tcW w:w="1469" w:type="dxa"/>
+          </w:tcPr>
+          <w:p>
+            <w:pPr>
+              <w:rPr>
+                <w:rFonts w:eastAsia="Times New Roman" w:cstheme="minorHAnsi"/>
+                <w:sz w:val="18"/>
+                <w:szCs w:val="18"/>
+              </w:rPr>
+            </w:pPr>
+            <w:r>
+              <w:rPr>
+                <w:rFonts w:eastAsia="Times New Roman" w:cstheme="minorHAnsi"/>
+                <w:sz w:val="18"/>
+                <w:szCs w:val="18"/>
+              </w:rPr>
+              <w:t>Size, Color</w:t>
+            </w:r>
+          </w:p>
+        </w:tc>
+        <w:tc>
+          <w:tcPr>
+            <w:tcW w:w="4765" w:type="dxa"/>
+          </w:tcPr>
+          <w:p>
+            <w:pPr>
+              <w:rPr>
+                <w:rFonts w:eastAsia="Times New Roman" w:cstheme="minorHAnsi"/>
+                <w:sz w:val="18"/>
+                <w:szCs w:val="18"/>
+              </w:rPr>
+            </w:pPr>
+            <w:r>
+              <w:rPr>
+                <w:rFonts w:eastAsia="Times New Roman" w:cstheme="minorHAnsi"/>
+                <w:sz w:val="18"/>
+                <w:szCs w:val="18"/>
+              </w:rPr>
+              <w:t>Size: dropdown(XS/S/M/L/XL) &amp; Color: Text or dropdown</w:t>
+            </w:r>
+          </w:p>
+        </w:tc>
+      </w:tr>
+      <w:tr>
+        <w:tc>
+          <w:tcPr>
+            <w:tcW w:w="3116" w:type="dxa"/>
+          </w:tcPr>
+          <w:p>
+            <w:pPr>
+              <w:rPr>
+                <w:rFonts w:eastAsia="Times New Roman" w:cstheme="minorHAnsi"/>
+                <w:sz w:val="18"/>
+                <w:szCs w:val="18"/>
+              </w:rPr>
+            </w:pPr>
+            <w:r>
+              <w:rPr>
+                <w:rFonts w:eastAsia="Times New Roman" w:cstheme="minorHAnsi"/>
+                <w:sz w:val="18"/>
+                <w:szCs w:val="18"/>
+              </w:rPr>
+              <w:t>Food</w:t>
+            </w:r>
+          </w:p>
+        </w:tc>
+        <w:tc>
+          <w:tcPr>
+            <w:tcW w:w="1469" w:type="dxa"/>
+          </w:tcPr>
+          <w:p>
+            <w:pPr>
+              <w:rPr>
+                <w:rFonts w:eastAsia="Times New Roman" w:cstheme="minorHAnsi"/>
+                <w:sz w:val="18"/>
+                <w:szCs w:val="18"/>
+              </w:rPr>
+            </w:pPr>
+            <w:r>
+              <w:rPr>
+                <w:rFonts w:eastAsia="Times New Roman" w:cstheme="minorHAnsi"/>
+                <w:sz w:val="18"/>
+                <w:szCs w:val="18"/>
+              </w:rPr>
+              <w:t>Weight/Volume, Unit</w:t>
+            </w:r>
+          </w:p>
+        </w:tc>
+        <w:tc>
+          <w:tcPr>
+            <w:tcW w:w="4765" w:type="dxa"/>
+          </w:tcPr>
+          <w:p>
+            <w:pPr>
+              <w:rPr>
+                <w:rFonts w:eastAsia="Times New Roman" w:cstheme="minorHAnsi"/>
+                <w:sz w:val="18"/>
+                <w:szCs w:val="18"/>
+              </w:rPr>
+            </w:pPr>
+            <w:r>
+              <w:rPr>
+                <w:rFonts w:eastAsia="Times New Roman" w:cstheme="minorHAnsi"/>
+                <w:sz w:val="18"/>
+                <w:szCs w:val="18"/>
+              </w:rPr>
+              <w:t>Weight: number &amp; Unit: dropdown (g / ml / kg / L)</w:t>
+            </w:r>
+          </w:p>
+        </w:tc>
+      </w:tr>
+      <w:tr>
+        <w:tc>
+          <w:tcPr>
+            <w:tcW w:w="3116" w:type="dxa"/>
+          </w:tcPr>
+          <w:p>
+            <w:pPr>
+              <w:rPr>
+                <w:rFonts w:eastAsia="Times New Roman" w:cstheme="minorHAnsi"/>
+                <w:sz w:val="18"/>
+                <w:szCs w:val="18"/>
+              </w:rPr>
+            </w:pPr>
+            <w:r>
+              <w:rPr>
+                <w:rFonts w:eastAsia="Times New Roman" w:cstheme="minorHAnsi"/>
+                <w:sz w:val="18"/>
+                <w:szCs w:val="18"/>
+              </w:rPr>
+              <w:t>Skincare</w:t>
+            </w:r>
+          </w:p>
+        </w:tc>
+        <w:tc>
+          <w:tcPr>
+            <w:tcW w:w="1469" w:type="dxa"/>
+          </w:tcPr>
+          <w:p>
+            <w:pPr>
+              <w:rPr>
+                <w:rFonts w:eastAsia="Times New Roman" w:cstheme="minorHAnsi"/>
+                <w:sz w:val="18"/>
+                <w:szCs w:val="18"/>
+              </w:rPr>
+            </w:pPr>
+            <w:r>
+              <w:rPr>
+                <w:rFonts w:eastAsia="Times New Roman" w:cstheme="minorHAnsi"/>
+                <w:sz w:val="18"/>
+                <w:szCs w:val="18"/>
+              </w:rPr>
+              <w:t>Volume</w:t>
+            </w:r>
+          </w:p>
+        </w:tc>
+        <w:tc>
+          <w:tcPr>
+            <w:tcW w:w="4765" w:type="dxa"/>
+          </w:tcPr>
+          <w:p>
+            <w:pPr>
+              <w:rPr>
+                <w:rFonts w:eastAsia="Times New Roman" w:cstheme="minorHAnsi"/>
+                <w:sz w:val="18"/>
+                <w:szCs w:val="18"/>
+              </w:rPr>
+            </w:pPr>
+            <w:r>
+              <w:rPr>
+                <w:rFonts w:eastAsia="Times New Roman" w:cstheme="minorHAnsi"/>
+                <w:sz w:val="18"/>
+                <w:szCs w:val="18"/>
+              </w:rPr>
+              <w:t>Volume: number(ml)</w:t>
+            </w:r>
+          </w:p>
+        </w:tc>
+      </w:tr>
+      <w:tr>
+        <w:tc>
+          <w:tcPr>
+            <w:tcW w:w="3116" w:type="dxa"/>
+          </w:tcPr>
+          <w:p>
+            <w:pPr>
+              <w:rPr>
+                <w:rFonts w:eastAsia="Times New Roman" w:cstheme="minorHAnsi"/>
+                <w:sz w:val="18"/>
+                <w:szCs w:val="18"/>
+              </w:rPr>
+            </w:pPr>
+            <w:r>
+              <w:rPr>
+                <w:rFonts w:eastAsia="Times New Roman" w:cstheme="minorHAnsi"/>
+                <w:sz w:val="18"/>
+                <w:szCs w:val="18"/>
+              </w:rPr>
+              <w:t>Other</w:t>
+            </w:r>
+          </w:p>
+        </w:tc>
+        <w:tc>
+          <w:tcPr>
+            <w:tcW w:w="1469" w:type="dxa"/>
+          </w:tcPr>
+          <w:p>
+            <w:pPr>
+              <w:rPr>
+                <w:rFonts w:eastAsia="Times New Roman" w:cstheme="minorHAnsi"/>
+                <w:sz w:val="18"/>
+                <w:szCs w:val="18"/>
+              </w:rPr>
+            </w:pPr>
+            <w:r>
+              <w:rPr>
+                <w:rFonts w:eastAsia="Times New Roman" w:cstheme="minorHAnsi"/>
+                <w:sz w:val="18"/>
+                <w:szCs w:val="18"/>
+              </w:rPr>
+              <w:t>None</w:t>
+            </w:r>
+          </w:p>
+        </w:tc>
+        <w:tc>
+          <w:tcPr>
+            <w:tcW w:w="4765" w:type="dxa"/>
+          </w:tcPr>
+          <w:p>
+            <w:pPr>
+              <w:rPr>
+                <w:rFonts w:eastAsia="Times New Roman" w:cstheme="minorHAnsi"/>
+                <w:sz w:val="18"/>
+                <w:szCs w:val="18"/>
+              </w:rPr>
+            </w:pPr>
+            <w:r>
+              <w:rPr>
+                <w:rFonts w:eastAsia="Times New Roman" w:cstheme="minorHAnsi"/>
+                <w:sz w:val="18"/>
+                <w:szCs w:val="18"/>
+              </w:rPr>
+              <w:t>No Extra Fields – Just name , price, notes</w:t>
+            </w:r>
+          </w:p>
+        </w:tc>
+      </w:tr>
+    </w:tbl>
+    <w:p>
+      <w:pPr>
+        <w:spacing w:after="0" w:line="240" w:lineRule="auto"/>
+        <w:rPr>
+          <w:rFonts w:eastAsia="Times New Roman" w:cstheme="minorHAnsi"/>
+          <w:sz w:val="18"/>
+          <w:szCs w:val="18"/>
+        </w:rPr>
+      </w:pPr>
+    </w:p>
+    <w:p>
+      <w:bookmarkStart w:id="0" w:name="_GoBack"/>
+      <w:bookmarkEnd w:id="0"/>
     </w:p>
     <w:p/>
     <w:sectPr>
@@ -506,6 +1471,119 @@
 <file path=word/numbering.xml><?xml version="1.0" encoding="utf-8"?>
 <w:numbering xmlns:wpc="http://schemas.microsoft.com/office/word/2010/wordprocessingCanvas" xmlns:cx="http://schemas.microsoft.com/office/drawing/2014/chartex" xmlns:mc="http://schemas.openxmlformats.org/markup-compatibility/2006" xmlns:o="urn:schemas-microsoft-com:office:office" xmlns:r="http://schemas.openxmlformats.org/officeDocument/2006/relationships" xmlns:m="http://schemas.openxmlformats.org/officeDocument/2006/math" xmlns:v="urn:schemas-microsoft-com:vml" xmlns:wp14="http://schemas.microsoft.com/office/word/2010/wordprocessingDrawing" xmlns:wp="http://schemas.openxmlformats.org/drawingml/2006/wordprocessingDrawing" xmlns:w10="urn:schemas-microsoft-com:office:word" xmlns:w="http://schemas.openxmlformats.org/wordprocessingml/2006/main" xmlns:w14="http://schemas.microsoft.com/office/word/2010/wordml" xmlns:w15="http://schemas.microsoft.com/office/word/2012/wordml" xmlns:w16se="http://schemas.microsoft.com/office/word/2015/wordml/symex" xmlns:wpg="http://schemas.microsoft.com/office/word/2010/wordprocessingGroup" xmlns:wpi="http://schemas.microsoft.com/office/word/2010/wordprocessingInk" xmlns:wne="http://schemas.microsoft.com/office/word/2006/wordml" xmlns:wps="http://schemas.microsoft.com/office/word/2010/wordprocessingShape" mc:Ignorable="w14 w15 w16se wp14">
   <w:abstractNum w:abstractNumId="0" w15:restartNumberingAfterBreak="0">
+    <w:nsid w:val="05C03DE0"/>
+    <w:multiLevelType w:val="hybridMultilevel"/>
+    <w:tmpl w:val="F3EA0476"/>
+    <w:lvl w:ilvl="0" w:tplc="04090001">
+      <w:start w:val="1"/>
+      <w:numFmt w:val="bullet"/>
+      <w:lvlText w:val=""/>
+      <w:lvlJc w:val="left"/>
+      <w:pPr>
+        <w:ind w:left="720" w:hanging="360"/>
+      </w:pPr>
+      <w:rPr>
+        <w:rFonts w:ascii="Symbol" w:hAnsi="Symbol" w:hint="default"/>
+      </w:rPr>
+    </w:lvl>
+    <w:lvl w:ilvl="1" w:tplc="04090003" w:tentative="1">
+      <w:start w:val="1"/>
+      <w:numFmt w:val="bullet"/>
+      <w:lvlText w:val="o"/>
+      <w:lvlJc w:val="left"/>
+      <w:pPr>
+        <w:ind w:left="1440" w:hanging="360"/>
+      </w:pPr>
+      <w:rPr>
+        <w:rFonts w:ascii="Courier New" w:hAnsi="Courier New" w:cs="Courier New" w:hint="default"/>
+      </w:rPr>
+    </w:lvl>
+    <w:lvl w:ilvl="2" w:tplc="04090005" w:tentative="1">
+      <w:start w:val="1"/>
+      <w:numFmt w:val="bullet"/>
+      <w:lvlText w:val=""/>
+      <w:lvlJc w:val="left"/>
+      <w:pPr>
+        <w:ind w:left="2160" w:hanging="360"/>
+      </w:pPr>
+      <w:rPr>
+        <w:rFonts w:ascii="Wingdings" w:hAnsi="Wingdings" w:hint="default"/>
+      </w:rPr>
+    </w:lvl>
+    <w:lvl w:ilvl="3" w:tplc="04090001" w:tentative="1">
+      <w:start w:val="1"/>
+      <w:numFmt w:val="bullet"/>
+      <w:lvlText w:val=""/>
+      <w:lvlJc w:val="left"/>
+      <w:pPr>
+        <w:ind w:left="2880" w:hanging="360"/>
+      </w:pPr>
+      <w:rPr>
+        <w:rFonts w:ascii="Symbol" w:hAnsi="Symbol" w:hint="default"/>
+      </w:rPr>
+    </w:lvl>
+    <w:lvl w:ilvl="4" w:tplc="04090003" w:tentative="1">
+      <w:start w:val="1"/>
+      <w:numFmt w:val="bullet"/>
+      <w:lvlText w:val="o"/>
+      <w:lvlJc w:val="left"/>
+      <w:pPr>
+        <w:ind w:left="3600" w:hanging="360"/>
+      </w:pPr>
+      <w:rPr>
+        <w:rFonts w:ascii="Courier New" w:hAnsi="Courier New" w:cs="Courier New" w:hint="default"/>
+      </w:rPr>
+    </w:lvl>
+    <w:lvl w:ilvl="5" w:tplc="04090005" w:tentative="1">
+      <w:start w:val="1"/>
+      <w:numFmt w:val="bullet"/>
+      <w:lvlText w:val=""/>
+      <w:lvlJc w:val="left"/>
+      <w:pPr>
+        <w:ind w:left="4320" w:hanging="360"/>
+      </w:pPr>
+      <w:rPr>
+        <w:rFonts w:ascii="Wingdings" w:hAnsi="Wingdings" w:hint="default"/>
+      </w:rPr>
+    </w:lvl>
+    <w:lvl w:ilvl="6" w:tplc="04090001" w:tentative="1">
+      <w:start w:val="1"/>
+      <w:numFmt w:val="bullet"/>
+      <w:lvlText w:val=""/>
+      <w:lvlJc w:val="left"/>
+      <w:pPr>
+        <w:ind w:left="5040" w:hanging="360"/>
+      </w:pPr>
+      <w:rPr>
+        <w:rFonts w:ascii="Symbol" w:hAnsi="Symbol" w:hint="default"/>
+      </w:rPr>
+    </w:lvl>
+    <w:lvl w:ilvl="7" w:tplc="04090003" w:tentative="1">
+      <w:start w:val="1"/>
+      <w:numFmt w:val="bullet"/>
+      <w:lvlText w:val="o"/>
+      <w:lvlJc w:val="left"/>
+      <w:pPr>
+        <w:ind w:left="5760" w:hanging="360"/>
+      </w:pPr>
+      <w:rPr>
+        <w:rFonts w:ascii="Courier New" w:hAnsi="Courier New" w:cs="Courier New" w:hint="default"/>
+      </w:rPr>
+    </w:lvl>
+    <w:lvl w:ilvl="8" w:tplc="04090005" w:tentative="1">
+      <w:start w:val="1"/>
+      <w:numFmt w:val="bullet"/>
+      <w:lvlText w:val=""/>
+      <w:lvlJc w:val="left"/>
+      <w:pPr>
+        <w:ind w:left="6480" w:hanging="360"/>
+      </w:pPr>
+      <w:rPr>
+        <w:rFonts w:ascii="Wingdings" w:hAnsi="Wingdings" w:hint="default"/>
+      </w:rPr>
+    </w:lvl>
+  </w:abstractNum>
+  <w:abstractNum w:abstractNumId="1" w15:restartNumberingAfterBreak="0">
     <w:nsid w:val="2299774F"/>
     <w:multiLevelType w:val="multilevel"/>
     <w:tmpl w:val="ECF65D92"/>
@@ -654,7 +1732,7 @@
       </w:rPr>
     </w:lvl>
   </w:abstractNum>
-  <w:abstractNum w:abstractNumId="1" w15:restartNumberingAfterBreak="0">
+  <w:abstractNum w:abstractNumId="2" w15:restartNumberingAfterBreak="0">
     <w:nsid w:val="2A4F4BC2"/>
     <w:multiLevelType w:val="hybridMultilevel"/>
     <w:tmpl w:val="39F28C4C"/>
@@ -767,7 +1845,7 @@
       </w:rPr>
     </w:lvl>
   </w:abstractNum>
-  <w:abstractNum w:abstractNumId="2" w15:restartNumberingAfterBreak="0">
+  <w:abstractNum w:abstractNumId="3" w15:restartNumberingAfterBreak="0">
     <w:nsid w:val="305C01AC"/>
     <w:multiLevelType w:val="hybridMultilevel"/>
     <w:tmpl w:val="032AE2B8"/>
@@ -880,7 +1958,7 @@
       </w:rPr>
     </w:lvl>
   </w:abstractNum>
-  <w:abstractNum w:abstractNumId="3" w15:restartNumberingAfterBreak="0">
+  <w:abstractNum w:abstractNumId="4" w15:restartNumberingAfterBreak="0">
     <w:nsid w:val="3C2B0046"/>
     <w:multiLevelType w:val="hybridMultilevel"/>
     <w:tmpl w:val="97620F8E"/>
@@ -972,17 +2050,136 @@
       </w:pPr>
     </w:lvl>
   </w:abstractNum>
+  <w:abstractNum w:abstractNumId="5" w15:restartNumberingAfterBreak="0">
+    <w:nsid w:val="65D145A8"/>
+    <w:multiLevelType w:val="hybridMultilevel"/>
+    <w:tmpl w:val="EE1ADCA6"/>
+    <w:lvl w:ilvl="0" w:tplc="04090001">
+      <w:start w:val="1"/>
+      <w:numFmt w:val="bullet"/>
+      <w:lvlText w:val=""/>
+      <w:lvlJc w:val="left"/>
+      <w:pPr>
+        <w:ind w:left="720" w:hanging="360"/>
+      </w:pPr>
+      <w:rPr>
+        <w:rFonts w:ascii="Symbol" w:hAnsi="Symbol" w:hint="default"/>
+      </w:rPr>
+    </w:lvl>
+    <w:lvl w:ilvl="1" w:tplc="04090003" w:tentative="1">
+      <w:start w:val="1"/>
+      <w:numFmt w:val="bullet"/>
+      <w:lvlText w:val="o"/>
+      <w:lvlJc w:val="left"/>
+      <w:pPr>
+        <w:ind w:left="1440" w:hanging="360"/>
+      </w:pPr>
+      <w:rPr>
+        <w:rFonts w:ascii="Courier New" w:hAnsi="Courier New" w:cs="Courier New" w:hint="default"/>
+      </w:rPr>
+    </w:lvl>
+    <w:lvl w:ilvl="2" w:tplc="04090005" w:tentative="1">
+      <w:start w:val="1"/>
+      <w:numFmt w:val="bullet"/>
+      <w:lvlText w:val=""/>
+      <w:lvlJc w:val="left"/>
+      <w:pPr>
+        <w:ind w:left="2160" w:hanging="360"/>
+      </w:pPr>
+      <w:rPr>
+        <w:rFonts w:ascii="Wingdings" w:hAnsi="Wingdings" w:hint="default"/>
+      </w:rPr>
+    </w:lvl>
+    <w:lvl w:ilvl="3" w:tplc="04090001" w:tentative="1">
+      <w:start w:val="1"/>
+      <w:numFmt w:val="bullet"/>
+      <w:lvlText w:val=""/>
+      <w:lvlJc w:val="left"/>
+      <w:pPr>
+        <w:ind w:left="2880" w:hanging="360"/>
+      </w:pPr>
+      <w:rPr>
+        <w:rFonts w:ascii="Symbol" w:hAnsi="Symbol" w:hint="default"/>
+      </w:rPr>
+    </w:lvl>
+    <w:lvl w:ilvl="4" w:tplc="04090003" w:tentative="1">
+      <w:start w:val="1"/>
+      <w:numFmt w:val="bullet"/>
+      <w:lvlText w:val="o"/>
+      <w:lvlJc w:val="left"/>
+      <w:pPr>
+        <w:ind w:left="3600" w:hanging="360"/>
+      </w:pPr>
+      <w:rPr>
+        <w:rFonts w:ascii="Courier New" w:hAnsi="Courier New" w:cs="Courier New" w:hint="default"/>
+      </w:rPr>
+    </w:lvl>
+    <w:lvl w:ilvl="5" w:tplc="04090005" w:tentative="1">
+      <w:start w:val="1"/>
+      <w:numFmt w:val="bullet"/>
+      <w:lvlText w:val=""/>
+      <w:lvlJc w:val="left"/>
+      <w:pPr>
+        <w:ind w:left="4320" w:hanging="360"/>
+      </w:pPr>
+      <w:rPr>
+        <w:rFonts w:ascii="Wingdings" w:hAnsi="Wingdings" w:hint="default"/>
+      </w:rPr>
+    </w:lvl>
+    <w:lvl w:ilvl="6" w:tplc="04090001" w:tentative="1">
+      <w:start w:val="1"/>
+      <w:numFmt w:val="bullet"/>
+      <w:lvlText w:val=""/>
+      <w:lvlJc w:val="left"/>
+      <w:pPr>
+        <w:ind w:left="5040" w:hanging="360"/>
+      </w:pPr>
+      <w:rPr>
+        <w:rFonts w:ascii="Symbol" w:hAnsi="Symbol" w:hint="default"/>
+      </w:rPr>
+    </w:lvl>
+    <w:lvl w:ilvl="7" w:tplc="04090003" w:tentative="1">
+      <w:start w:val="1"/>
+      <w:numFmt w:val="bullet"/>
+      <w:lvlText w:val="o"/>
+      <w:lvlJc w:val="left"/>
+      <w:pPr>
+        <w:ind w:left="5760" w:hanging="360"/>
+      </w:pPr>
+      <w:rPr>
+        <w:rFonts w:ascii="Courier New" w:hAnsi="Courier New" w:cs="Courier New" w:hint="default"/>
+      </w:rPr>
+    </w:lvl>
+    <w:lvl w:ilvl="8" w:tplc="04090005" w:tentative="1">
+      <w:start w:val="1"/>
+      <w:numFmt w:val="bullet"/>
+      <w:lvlText w:val=""/>
+      <w:lvlJc w:val="left"/>
+      <w:pPr>
+        <w:ind w:left="6480" w:hanging="360"/>
+      </w:pPr>
+      <w:rPr>
+        <w:rFonts w:ascii="Wingdings" w:hAnsi="Wingdings" w:hint="default"/>
+      </w:rPr>
+    </w:lvl>
+  </w:abstractNum>
   <w:num w:numId="1">
+    <w:abstractNumId w:val="1"/>
+  </w:num>
+  <w:num w:numId="2">
+    <w:abstractNumId w:val="3"/>
+  </w:num>
+  <w:num w:numId="3">
+    <w:abstractNumId w:val="4"/>
+  </w:num>
+  <w:num w:numId="4">
+    <w:abstractNumId w:val="2"/>
+  </w:num>
+  <w:num w:numId="5">
     <w:abstractNumId w:val="0"/>
   </w:num>
-  <w:num w:numId="2">
-    <w:abstractNumId w:val="2"/>
-  </w:num>
-  <w:num w:numId="3">
-    <w:abstractNumId w:val="3"/>
-  </w:num>
-  <w:num w:numId="4">
-    <w:abstractNumId w:val="1"/>
+  <w:num w:numId="6">
+    <w:abstractNumId w:val="5"/>
   </w:num>
 </w:numbering>
 </file>
@@ -1440,6 +2637,25 @@
       <w:contextualSpacing/>
     </w:pPr>
   </w:style>
+  <w:style w:type="table" w:styleId="TableGrid">
+    <w:name w:val="Table Grid"/>
+    <w:basedOn w:val="TableNormal"/>
+    <w:uiPriority w:val="39"/>
+    <w:rsid w:val="00C5719D"/>
+    <w:pPr>
+      <w:spacing w:after="0" w:line="240" w:lineRule="auto"/>
+    </w:pPr>
+    <w:tblPr>
+      <w:tblBorders>
+        <w:top w:val="single" w:sz="4" w:space="0" w:color="auto"/>
+        <w:left w:val="single" w:sz="4" w:space="0" w:color="auto"/>
+        <w:bottom w:val="single" w:sz="4" w:space="0" w:color="auto"/>
+        <w:right w:val="single" w:sz="4" w:space="0" w:color="auto"/>
+        <w:insideH w:val="single" w:sz="4" w:space="0" w:color="auto"/>
+        <w:insideV w:val="single" w:sz="4" w:space="0" w:color="auto"/>
+      </w:tblBorders>
+    </w:tblPr>
+  </w:style>
 </w:styles>
 </file>
 
